--- a/bundles/core_forms/AIHE_Core_Resource_Forms_V1.0.docx
+++ b/bundles/core_forms/AIHE_Core_Resource_Forms_V1.0.docx
@@ -57,7 +57,7 @@
         <w:rPr>
           <w:sz w:val="18"/>
         </w:rPr>
-        <w:t>Grigore T. Popa University of Medicine and Pharmacy Publishing House</w:t>
+        <w:t>Developed and maintained by the authors</w:t>
       </w:r>
     </w:p>
     <w:p>

--- a/bundles/core_forms/AIHE_Core_Resource_Forms_V1.0.docx
+++ b/bundles/core_forms/AIHE_Core_Resource_Forms_V1.0.docx
@@ -62,7 +62,7 @@
     </w:p>
     <w:p>
       <w:r>
-        <w:t>V1.0 · 16 September 2026</w:t>
+        <w:t>V1.0 | September 2026</w:t>
       </w:r>
     </w:p>
     <w:p>
@@ -8044,7 +8044,7 @@
           </w:tcPr>
           <w:p>
             <w:pPr>
-              <w:spacing w:after="60" w:before="60"/>
+              <w:spacing w:after="30" w:before="30"/>
             </w:pPr>
             <w:r>
               <w:rPr>
@@ -8064,7 +8064,7 @@
           </w:tcPr>
           <w:p>
             <w:pPr>
-              <w:spacing w:after="60" w:before="60"/>
+              <w:spacing w:after="30" w:before="30"/>
             </w:pPr>
             <w:r>
               <w:rPr>
@@ -8084,7 +8084,7 @@
           </w:tcPr>
           <w:p>
             <w:pPr>
-              <w:spacing w:after="60" w:before="60"/>
+              <w:spacing w:after="30" w:before="30"/>
             </w:pPr>
             <w:r>
               <w:rPr>
@@ -8109,7 +8109,7 @@
           </w:tcPr>
           <w:p>
             <w:pPr>
-              <w:spacing w:after="60" w:before="60" w:line="252" w:lineRule="auto"/>
+              <w:spacing w:after="30" w:before="30" w:line="252" w:lineRule="auto"/>
             </w:pPr>
             <w:r>
               <w:rPr>
@@ -8128,7 +8128,7 @@
           </w:tcPr>
           <w:p>
             <w:pPr>
-              <w:spacing w:after="60" w:before="60" w:line="252" w:lineRule="auto"/>
+              <w:spacing w:after="30" w:before="30" w:line="252" w:lineRule="auto"/>
             </w:pPr>
             <w:r>
               <w:rPr>
@@ -8147,7 +8147,7 @@
           </w:tcPr>
           <w:p>
             <w:pPr>
-              <w:spacing w:after="60" w:before="60" w:line="252" w:lineRule="auto"/>
+              <w:spacing w:after="30" w:before="30" w:line="252" w:lineRule="auto"/>
             </w:pPr>
             <w:r>
               <w:rPr>
@@ -8169,7 +8169,7 @@
           </w:tcPr>
           <w:p>
             <w:pPr>
-              <w:spacing w:after="60" w:before="60" w:line="252" w:lineRule="auto"/>
+              <w:spacing w:after="30" w:before="30" w:line="252" w:lineRule="auto"/>
             </w:pPr>
             <w:r>
               <w:rPr>
@@ -8187,7 +8187,7 @@
           </w:tcPr>
           <w:p>
             <w:pPr>
-              <w:spacing w:after="60" w:before="60" w:line="252" w:lineRule="auto"/>
+              <w:spacing w:after="30" w:before="30" w:line="252" w:lineRule="auto"/>
             </w:pPr>
             <w:r>
               <w:rPr>
@@ -8205,7 +8205,7 @@
           </w:tcPr>
           <w:p>
             <w:pPr>
-              <w:spacing w:after="60" w:before="60" w:line="252" w:lineRule="auto"/>
+              <w:spacing w:after="30" w:before="30" w:line="252" w:lineRule="auto"/>
             </w:pPr>
             <w:r>
               <w:rPr>
@@ -8228,7 +8228,7 @@
           </w:tcPr>
           <w:p>
             <w:pPr>
-              <w:spacing w:after="60" w:before="60" w:line="252" w:lineRule="auto"/>
+              <w:spacing w:after="30" w:before="30" w:line="252" w:lineRule="auto"/>
             </w:pPr>
             <w:r>
               <w:rPr>
@@ -8247,7 +8247,7 @@
           </w:tcPr>
           <w:p>
             <w:pPr>
-              <w:spacing w:after="60" w:before="60" w:line="252" w:lineRule="auto"/>
+              <w:spacing w:after="30" w:before="30" w:line="252" w:lineRule="auto"/>
             </w:pPr>
             <w:r>
               <w:rPr>
@@ -8266,7 +8266,7 @@
           </w:tcPr>
           <w:p>
             <w:pPr>
-              <w:spacing w:after="60" w:before="60" w:line="252" w:lineRule="auto"/>
+              <w:spacing w:after="30" w:before="30" w:line="252" w:lineRule="auto"/>
             </w:pPr>
             <w:r>
               <w:rPr>
@@ -8288,7 +8288,7 @@
           </w:tcPr>
           <w:p>
             <w:pPr>
-              <w:spacing w:after="60" w:before="60" w:line="252" w:lineRule="auto"/>
+              <w:spacing w:after="30" w:before="30" w:line="252" w:lineRule="auto"/>
             </w:pPr>
             <w:r>
               <w:rPr>
@@ -8306,7 +8306,7 @@
           </w:tcPr>
           <w:p>
             <w:pPr>
-              <w:spacing w:after="60" w:before="60" w:line="252" w:lineRule="auto"/>
+              <w:spacing w:after="30" w:before="30" w:line="252" w:lineRule="auto"/>
             </w:pPr>
             <w:r>
               <w:rPr>
@@ -8324,7 +8324,7 @@
           </w:tcPr>
           <w:p>
             <w:pPr>
-              <w:spacing w:after="60" w:before="60" w:line="252" w:lineRule="auto"/>
+              <w:spacing w:after="30" w:before="30" w:line="252" w:lineRule="auto"/>
             </w:pPr>
             <w:r>
               <w:rPr>
@@ -8347,7 +8347,7 @@
           </w:tcPr>
           <w:p>
             <w:pPr>
-              <w:spacing w:after="60" w:before="60" w:line="252" w:lineRule="auto"/>
+              <w:spacing w:after="30" w:before="30" w:line="252" w:lineRule="auto"/>
             </w:pPr>
             <w:r>
               <w:rPr>
@@ -8366,7 +8366,7 @@
           </w:tcPr>
           <w:p>
             <w:pPr>
-              <w:spacing w:after="60" w:before="60" w:line="252" w:lineRule="auto"/>
+              <w:spacing w:after="30" w:before="30" w:line="252" w:lineRule="auto"/>
             </w:pPr>
             <w:r>
               <w:rPr>
@@ -8385,7 +8385,7 @@
           </w:tcPr>
           <w:p>
             <w:pPr>
-              <w:spacing w:after="60" w:before="60" w:line="252" w:lineRule="auto"/>
+              <w:spacing w:after="30" w:before="30" w:line="252" w:lineRule="auto"/>
             </w:pPr>
             <w:r>
               <w:rPr>
@@ -8407,7 +8407,7 @@
           </w:tcPr>
           <w:p>
             <w:pPr>
-              <w:spacing w:after="60" w:before="60" w:line="252" w:lineRule="auto"/>
+              <w:spacing w:after="30" w:before="30" w:line="252" w:lineRule="auto"/>
             </w:pPr>
             <w:r>
               <w:rPr>
@@ -8425,7 +8425,7 @@
           </w:tcPr>
           <w:p>
             <w:pPr>
-              <w:spacing w:after="60" w:before="60" w:line="252" w:lineRule="auto"/>
+              <w:spacing w:after="30" w:before="30" w:line="252" w:lineRule="auto"/>
             </w:pPr>
             <w:r>
               <w:rPr>
@@ -8443,7 +8443,7 @@
           </w:tcPr>
           <w:p>
             <w:pPr>
-              <w:spacing w:after="60" w:before="60" w:line="252" w:lineRule="auto"/>
+              <w:spacing w:after="30" w:before="30" w:line="252" w:lineRule="auto"/>
             </w:pPr>
             <w:r>
               <w:rPr>
@@ -8466,7 +8466,7 @@
           </w:tcPr>
           <w:p>
             <w:pPr>
-              <w:spacing w:after="60" w:before="60" w:line="252" w:lineRule="auto"/>
+              <w:spacing w:after="30" w:before="30" w:line="252" w:lineRule="auto"/>
             </w:pPr>
             <w:r>
               <w:rPr>
@@ -8485,7 +8485,7 @@
           </w:tcPr>
           <w:p>
             <w:pPr>
-              <w:spacing w:after="60" w:before="60" w:line="252" w:lineRule="auto"/>
+              <w:spacing w:after="30" w:before="30" w:line="252" w:lineRule="auto"/>
             </w:pPr>
             <w:r>
               <w:rPr>
@@ -8504,7 +8504,7 @@
           </w:tcPr>
           <w:p>
             <w:pPr>
-              <w:spacing w:after="60" w:before="60" w:line="252" w:lineRule="auto"/>
+              <w:spacing w:after="30" w:before="30" w:line="252" w:lineRule="auto"/>
             </w:pPr>
             <w:r>
               <w:rPr>
@@ -8526,7 +8526,7 @@
           </w:tcPr>
           <w:p>
             <w:pPr>
-              <w:spacing w:after="60" w:before="60" w:line="252" w:lineRule="auto"/>
+              <w:spacing w:after="30" w:before="30" w:line="252" w:lineRule="auto"/>
             </w:pPr>
             <w:r>
               <w:rPr>
@@ -8544,7 +8544,7 @@
           </w:tcPr>
           <w:p>
             <w:pPr>
-              <w:spacing w:after="60" w:before="60" w:line="252" w:lineRule="auto"/>
+              <w:spacing w:after="30" w:before="30" w:line="252" w:lineRule="auto"/>
             </w:pPr>
             <w:r>
               <w:rPr>
@@ -8562,7 +8562,7 @@
           </w:tcPr>
           <w:p>
             <w:pPr>
-              <w:spacing w:after="60" w:before="60" w:line="252" w:lineRule="auto"/>
+              <w:spacing w:after="30" w:before="30" w:line="252" w:lineRule="auto"/>
             </w:pPr>
             <w:r>
               <w:rPr>
@@ -14066,7 +14066,7 @@
           </w:tcPr>
           <w:p>
             <w:pPr>
-              <w:spacing w:after="60" w:before="60"/>
+              <w:spacing w:after="30" w:before="30"/>
             </w:pPr>
             <w:r>
               <w:rPr>
@@ -14086,7 +14086,7 @@
           </w:tcPr>
           <w:p>
             <w:pPr>
-              <w:spacing w:after="60" w:before="60"/>
+              <w:spacing w:after="30" w:before="30"/>
             </w:pPr>
             <w:r>
               <w:rPr>
@@ -14106,7 +14106,7 @@
           </w:tcPr>
           <w:p>
             <w:pPr>
-              <w:spacing w:after="60" w:before="60"/>
+              <w:spacing w:after="30" w:before="30"/>
             </w:pPr>
             <w:r>
               <w:rPr>
@@ -14126,7 +14126,7 @@
           </w:tcPr>
           <w:p>
             <w:pPr>
-              <w:spacing w:after="60" w:before="60"/>
+              <w:spacing w:after="30" w:before="30"/>
             </w:pPr>
             <w:r>
               <w:rPr>
@@ -14151,7 +14151,7 @@
           </w:tcPr>
           <w:p>
             <w:pPr>
-              <w:spacing w:after="60" w:before="60" w:line="252" w:lineRule="auto"/>
+              <w:spacing w:after="30" w:before="30" w:line="252" w:lineRule="auto"/>
             </w:pPr>
             <w:r>
               <w:rPr>
@@ -14170,7 +14170,7 @@
           </w:tcPr>
           <w:p>
             <w:pPr>
-              <w:spacing w:after="60" w:before="60" w:line="252" w:lineRule="auto"/>
+              <w:spacing w:after="30" w:before="30" w:line="252" w:lineRule="auto"/>
             </w:pPr>
             <w:r>
               <w:rPr>
@@ -14189,7 +14189,7 @@
           </w:tcPr>
           <w:p>
             <w:pPr>
-              <w:spacing w:after="60" w:before="60" w:line="252" w:lineRule="auto"/>
+              <w:spacing w:after="30" w:before="30" w:line="252" w:lineRule="auto"/>
             </w:pPr>
             <w:r>
               <w:rPr>
@@ -14207,7 +14207,7 @@
           </w:tcPr>
           <w:p>
             <w:pPr>
-              <w:spacing w:after="60" w:before="60" w:line="252" w:lineRule="auto"/>
+              <w:spacing w:after="30" w:before="30" w:line="252" w:lineRule="auto"/>
             </w:pPr>
             <w:r>
               <w:rPr>
@@ -14229,7 +14229,7 @@
           </w:tcPr>
           <w:p>
             <w:pPr>
-              <w:spacing w:after="60" w:before="60" w:line="252" w:lineRule="auto"/>
+              <w:spacing w:after="30" w:before="30" w:line="252" w:lineRule="auto"/>
             </w:pPr>
             <w:r>
               <w:rPr>
@@ -14247,7 +14247,7 @@
           </w:tcPr>
           <w:p>
             <w:pPr>
-              <w:spacing w:after="60" w:before="60" w:line="252" w:lineRule="auto"/>
+              <w:spacing w:after="30" w:before="30" w:line="252" w:lineRule="auto"/>
             </w:pPr>
             <w:r>
               <w:rPr>
@@ -14265,7 +14265,7 @@
           </w:tcPr>
           <w:p>
             <w:pPr>
-              <w:spacing w:after="60" w:before="60" w:line="252" w:lineRule="auto"/>
+              <w:spacing w:after="30" w:before="30" w:line="252" w:lineRule="auto"/>
             </w:pPr>
             <w:r>
               <w:rPr>
@@ -14282,7 +14282,7 @@
           </w:tcPr>
           <w:p>
             <w:pPr>
-              <w:spacing w:after="60" w:before="60" w:line="252" w:lineRule="auto"/>
+              <w:spacing w:after="30" w:before="30" w:line="252" w:lineRule="auto"/>
             </w:pPr>
             <w:r>
               <w:rPr>
@@ -14305,7 +14305,7 @@
           </w:tcPr>
           <w:p>
             <w:pPr>
-              <w:spacing w:after="60" w:before="60" w:line="252" w:lineRule="auto"/>
+              <w:spacing w:after="30" w:before="30" w:line="252" w:lineRule="auto"/>
             </w:pPr>
             <w:r>
               <w:rPr>
@@ -14324,7 +14324,7 @@
           </w:tcPr>
           <w:p>
             <w:pPr>
-              <w:spacing w:after="60" w:before="60" w:line="252" w:lineRule="auto"/>
+              <w:spacing w:after="30" w:before="30" w:line="252" w:lineRule="auto"/>
             </w:pPr>
             <w:r>
               <w:rPr>
@@ -14343,7 +14343,7 @@
           </w:tcPr>
           <w:p>
             <w:pPr>
-              <w:spacing w:after="60" w:before="60" w:line="252" w:lineRule="auto"/>
+              <w:spacing w:after="30" w:before="30" w:line="252" w:lineRule="auto"/>
             </w:pPr>
             <w:r>
               <w:rPr>
@@ -14361,7 +14361,7 @@
           </w:tcPr>
           <w:p>
             <w:pPr>
-              <w:spacing w:after="60" w:before="60" w:line="252" w:lineRule="auto"/>
+              <w:spacing w:after="30" w:before="30" w:line="252" w:lineRule="auto"/>
             </w:pPr>
             <w:r>
               <w:rPr>
@@ -14383,7 +14383,7 @@
           </w:tcPr>
           <w:p>
             <w:pPr>
-              <w:spacing w:after="60" w:before="60" w:line="252" w:lineRule="auto"/>
+              <w:spacing w:after="30" w:before="30" w:line="252" w:lineRule="auto"/>
             </w:pPr>
             <w:r>
               <w:rPr>
@@ -14401,7 +14401,7 @@
           </w:tcPr>
           <w:p>
             <w:pPr>
-              <w:spacing w:after="60" w:before="60" w:line="252" w:lineRule="auto"/>
+              <w:spacing w:after="30" w:before="30" w:line="252" w:lineRule="auto"/>
             </w:pPr>
             <w:r>
               <w:rPr>
@@ -14419,7 +14419,7 @@
           </w:tcPr>
           <w:p>
             <w:pPr>
-              <w:spacing w:after="60" w:before="60" w:line="252" w:lineRule="auto"/>
+              <w:spacing w:after="30" w:before="30" w:line="252" w:lineRule="auto"/>
             </w:pPr>
             <w:r>
               <w:rPr>
@@ -14436,7 +14436,7 @@
           </w:tcPr>
           <w:p>
             <w:pPr>
-              <w:spacing w:after="60" w:before="60" w:line="252" w:lineRule="auto"/>
+              <w:spacing w:after="30" w:before="30" w:line="252" w:lineRule="auto"/>
             </w:pPr>
             <w:r>
               <w:rPr>
@@ -14459,7 +14459,7 @@
           </w:tcPr>
           <w:p>
             <w:pPr>
-              <w:spacing w:after="60" w:before="60" w:line="252" w:lineRule="auto"/>
+              <w:spacing w:after="30" w:before="30" w:line="252" w:lineRule="auto"/>
             </w:pPr>
             <w:r>
               <w:rPr>
@@ -14478,7 +14478,7 @@
           </w:tcPr>
           <w:p>
             <w:pPr>
-              <w:spacing w:after="60" w:before="60" w:line="252" w:lineRule="auto"/>
+              <w:spacing w:after="30" w:before="30" w:line="252" w:lineRule="auto"/>
             </w:pPr>
             <w:r>
               <w:rPr>
@@ -14497,7 +14497,7 @@
           </w:tcPr>
           <w:p>
             <w:pPr>
-              <w:spacing w:after="60" w:before="60" w:line="252" w:lineRule="auto"/>
+              <w:spacing w:after="30" w:before="30" w:line="252" w:lineRule="auto"/>
             </w:pPr>
             <w:r>
               <w:rPr>
@@ -14515,7 +14515,7 @@
           </w:tcPr>
           <w:p>
             <w:pPr>
-              <w:spacing w:after="60" w:before="60" w:line="252" w:lineRule="auto"/>
+              <w:spacing w:after="30" w:before="30" w:line="252" w:lineRule="auto"/>
             </w:pPr>
             <w:r>
               <w:rPr>
@@ -14537,7 +14537,7 @@
           </w:tcPr>
           <w:p>
             <w:pPr>
-              <w:spacing w:after="60" w:before="60" w:line="252" w:lineRule="auto"/>
+              <w:spacing w:after="30" w:before="30" w:line="252" w:lineRule="auto"/>
             </w:pPr>
             <w:r>
               <w:rPr>
@@ -14555,7 +14555,7 @@
           </w:tcPr>
           <w:p>
             <w:pPr>
-              <w:spacing w:after="60" w:before="60" w:line="252" w:lineRule="auto"/>
+              <w:spacing w:after="30" w:before="30" w:line="252" w:lineRule="auto"/>
             </w:pPr>
             <w:r>
               <w:rPr>
@@ -14573,7 +14573,7 @@
           </w:tcPr>
           <w:p>
             <w:pPr>
-              <w:spacing w:after="60" w:before="60" w:line="252" w:lineRule="auto"/>
+              <w:spacing w:after="30" w:before="30" w:line="252" w:lineRule="auto"/>
             </w:pPr>
             <w:r>
               <w:rPr>
@@ -14590,7 +14590,7 @@
           </w:tcPr>
           <w:p>
             <w:pPr>
-              <w:spacing w:after="60" w:before="60" w:line="252" w:lineRule="auto"/>
+              <w:spacing w:after="30" w:before="30" w:line="252" w:lineRule="auto"/>
             </w:pPr>
             <w:r>
               <w:rPr>
@@ -14613,7 +14613,7 @@
           </w:tcPr>
           <w:p>
             <w:pPr>
-              <w:spacing w:after="60" w:before="60" w:line="252" w:lineRule="auto"/>
+              <w:spacing w:after="30" w:before="30" w:line="252" w:lineRule="auto"/>
             </w:pPr>
             <w:r>
               <w:rPr>
@@ -14632,7 +14632,7 @@
           </w:tcPr>
           <w:p>
             <w:pPr>
-              <w:spacing w:after="60" w:before="60" w:line="252" w:lineRule="auto"/>
+              <w:spacing w:after="30" w:before="30" w:line="252" w:lineRule="auto"/>
             </w:pPr>
             <w:r>
               <w:rPr>
@@ -14651,7 +14651,7 @@
           </w:tcPr>
           <w:p>
             <w:pPr>
-              <w:spacing w:after="60" w:before="60" w:line="252" w:lineRule="auto"/>
+              <w:spacing w:after="30" w:before="30" w:line="252" w:lineRule="auto"/>
             </w:pPr>
             <w:r>
               <w:rPr>
@@ -14669,7 +14669,7 @@
           </w:tcPr>
           <w:p>
             <w:pPr>
-              <w:spacing w:after="60" w:before="60" w:line="252" w:lineRule="auto"/>
+              <w:spacing w:after="30" w:before="30" w:line="252" w:lineRule="auto"/>
             </w:pPr>
             <w:r>
               <w:rPr>
